--- a/data/fixtures/documents/kahroba-installation-guide.docx
+++ b/data/fixtures/documents/kahroba-installation-guide.docx
@@ -150,7 +150,7 @@
               <w:rPr>
                 <w:rtl/>
               </w:rPr>
-              <w:t xml:space="preserve">۹۰۰ هزار تومان</w:t>
+              <w:t xml:space="preserve">۴ میلیون تومان</w:t>
             </w:r>
           </w:p>
         </w:tc>
@@ -182,7 +182,7 @@
               <w:rPr>
                 <w:rtl/>
               </w:rPr>
-              <w:t xml:space="preserve">۱٫۲ میلیون تومان</w:t>
+              <w:t xml:space="preserve">۵٫۲ میلیون تومان</w:t>
             </w:r>
           </w:p>
         </w:tc>
@@ -214,7 +214,7 @@
               <w:rPr>
                 <w:rtl/>
               </w:rPr>
-              <w:t xml:space="preserve">۱٫۵ میلیون تومان</w:t>
+              <w:t xml:space="preserve">۶٫۵ میلیون تومان</w:t>
             </w:r>
           </w:p>
         </w:tc>
